--- a/results/tbl_cross.docx
+++ b/results/tbl_cross.docx
@@ -29,7 +29,6 @@
           <w:trHeight w:val="568" w:hRule="auto"/>
           <w:tblHeader/>
         </w:trPr>
-        header1
         <w:tc>
           <w:tcPr>
             <w:tcBorders>
@@ -64,17 +63,19 @@
                 <w:i w:val="false"/>
                 <w:b w:val="false"/>
                 <w:u w:val="none"/>
-                <w:sz w:val="22"/>
-                <w:szCs w:val="22"/>
-                <w:color w:val="000000"/>
-              </w:rPr>
-            </w:pPr>
-            <w:r>
-              <w:rPr>
-                <w:rFonts w:ascii="Helvetica" w:hAnsi="Helvetica" w:eastAsia="Helvetica" w:cs="Helvetica"/>
-                <w:i w:val="false"/>
-                <w:b w:val="false"/>
-                <w:u w:val="none"/>
+                <w:strike w:val="false"/>
+                <w:sz w:val="22"/>
+                <w:szCs w:val="22"/>
+                <w:color w:val="000000"/>
+              </w:rPr>
+            </w:pPr>
+            <w:r>
+              <w:rPr>
+                <w:rFonts w:ascii="Helvetica" w:hAnsi="Helvetica" w:eastAsia="Helvetica" w:cs="Helvetica"/>
+                <w:i w:val="false"/>
+                <w:b w:val="false"/>
+                <w:u w:val="none"/>
+                <w:strike w:val="false"/>
                 <w:sz w:val="22"/>
                 <w:szCs w:val="22"/>
                 <w:color w:val="000000"/>
@@ -118,17 +119,19 @@
                 <w:i w:val="false"/>
                 <w:b w:val="false"/>
                 <w:u w:val="none"/>
-                <w:sz w:val="22"/>
-                <w:szCs w:val="22"/>
-                <w:color w:val="000000"/>
-              </w:rPr>
-            </w:pPr>
-            <w:r>
-              <w:rPr>
-                <w:rFonts w:ascii="Helvetica" w:hAnsi="Helvetica" w:eastAsia="Helvetica" w:cs="Helvetica"/>
-                <w:i w:val="false"/>
-                <w:b w:val="false"/>
-                <w:u w:val="none"/>
+                <w:strike w:val="false"/>
+                <w:sz w:val="22"/>
+                <w:szCs w:val="22"/>
+                <w:color w:val="000000"/>
+              </w:rPr>
+            </w:pPr>
+            <w:r>
+              <w:rPr>
+                <w:rFonts w:ascii="Helvetica" w:hAnsi="Helvetica" w:eastAsia="Helvetica" w:cs="Helvetica"/>
+                <w:i w:val="false"/>
+                <w:b w:val="false"/>
+                <w:u w:val="none"/>
+                <w:strike w:val="false"/>
                 <w:sz w:val="22"/>
                 <w:szCs w:val="22"/>
                 <w:color w:val="000000"/>
@@ -171,17 +174,19 @@
                 <w:i w:val="false"/>
                 <w:b w:val="false"/>
                 <w:u w:val="none"/>
-                <w:sz w:val="22"/>
-                <w:szCs w:val="22"/>
-                <w:color w:val="000000"/>
-              </w:rPr>
-            </w:pPr>
-            <w:r>
-              <w:rPr>
-                <w:rFonts w:ascii="Helvetica" w:hAnsi="Helvetica" w:eastAsia="Helvetica" w:cs="Helvetica"/>
-                <w:i w:val="false"/>
-                <w:b w:val="false"/>
-                <w:u w:val="none"/>
+                <w:strike w:val="false"/>
+                <w:sz w:val="22"/>
+                <w:szCs w:val="22"/>
+                <w:color w:val="000000"/>
+              </w:rPr>
+            </w:pPr>
+            <w:r>
+              <w:rPr>
+                <w:rFonts w:ascii="Helvetica" w:hAnsi="Helvetica" w:eastAsia="Helvetica" w:cs="Helvetica"/>
+                <w:i w:val="false"/>
+                <w:b w:val="false"/>
+                <w:u w:val="none"/>
+                <w:strike w:val="false"/>
                 <w:sz w:val="22"/>
                 <w:szCs w:val="22"/>
                 <w:color w:val="000000"/>
@@ -196,7 +201,6 @@
           <w:trHeight w:val="568" w:hRule="auto"/>
           <w:tblHeader/>
         </w:trPr>
-        header2
         <w:tc>
           <w:tcPr>
             <w:tcBorders>
@@ -231,17 +235,19 @@
                 <w:i w:val="false"/>
                 <w:b w:val="false"/>
                 <w:u w:val="none"/>
-                <w:sz w:val="22"/>
-                <w:szCs w:val="22"/>
-                <w:color w:val="000000"/>
-              </w:rPr>
-            </w:pPr>
-            <w:r>
-              <w:rPr>
-                <w:rFonts w:ascii="Helvetica" w:hAnsi="Helvetica" w:eastAsia="Helvetica" w:cs="Helvetica"/>
-                <w:i w:val="false"/>
-                <w:b w:val="false"/>
-                <w:u w:val="none"/>
+                <w:strike w:val="false"/>
+                <w:sz w:val="22"/>
+                <w:szCs w:val="22"/>
+                <w:color w:val="000000"/>
+              </w:rPr>
+            </w:pPr>
+            <w:r>
+              <w:rPr>
+                <w:rFonts w:ascii="Helvetica" w:hAnsi="Helvetica" w:eastAsia="Helvetica" w:cs="Helvetica"/>
+                <w:i w:val="false"/>
+                <w:b w:val="false"/>
+                <w:u w:val="none"/>
+                <w:strike w:val="false"/>
                 <w:sz w:val="22"/>
                 <w:szCs w:val="22"/>
                 <w:color w:val="000000"/>
@@ -284,17 +290,19 @@
                 <w:i w:val="false"/>
                 <w:b w:val="false"/>
                 <w:u w:val="none"/>
-                <w:sz w:val="22"/>
-                <w:szCs w:val="22"/>
-                <w:color w:val="000000"/>
-              </w:rPr>
-            </w:pPr>
-            <w:r>
-              <w:rPr>
-                <w:rFonts w:ascii="Helvetica" w:hAnsi="Helvetica" w:eastAsia="Helvetica" w:cs="Helvetica"/>
-                <w:i w:val="false"/>
-                <w:b w:val="false"/>
-                <w:u w:val="none"/>
+                <w:strike w:val="false"/>
+                <w:sz w:val="22"/>
+                <w:szCs w:val="22"/>
+                <w:color w:val="000000"/>
+              </w:rPr>
+            </w:pPr>
+            <w:r>
+              <w:rPr>
+                <w:rFonts w:ascii="Helvetica" w:hAnsi="Helvetica" w:eastAsia="Helvetica" w:cs="Helvetica"/>
+                <w:i w:val="false"/>
+                <w:b w:val="false"/>
+                <w:u w:val="none"/>
+                <w:strike w:val="false"/>
                 <w:sz w:val="22"/>
                 <w:szCs w:val="22"/>
                 <w:color w:val="000000"/>
@@ -337,17 +345,19 @@
                 <w:i w:val="false"/>
                 <w:b w:val="false"/>
                 <w:u w:val="none"/>
-                <w:sz w:val="22"/>
-                <w:szCs w:val="22"/>
-                <w:color w:val="000000"/>
-              </w:rPr>
-            </w:pPr>
-            <w:r>
-              <w:rPr>
-                <w:rFonts w:ascii="Helvetica" w:hAnsi="Helvetica" w:eastAsia="Helvetica" w:cs="Helvetica"/>
-                <w:i w:val="false"/>
-                <w:b w:val="false"/>
-                <w:u w:val="none"/>
+                <w:strike w:val="false"/>
+                <w:sz w:val="22"/>
+                <w:szCs w:val="22"/>
+                <w:color w:val="000000"/>
+              </w:rPr>
+            </w:pPr>
+            <w:r>
+              <w:rPr>
+                <w:rFonts w:ascii="Helvetica" w:hAnsi="Helvetica" w:eastAsia="Helvetica" w:cs="Helvetica"/>
+                <w:i w:val="false"/>
+                <w:b w:val="false"/>
+                <w:u w:val="none"/>
+                <w:strike w:val="false"/>
                 <w:sz w:val="22"/>
                 <w:szCs w:val="22"/>
                 <w:color w:val="000000"/>
@@ -390,17 +400,19 @@
                 <w:i w:val="false"/>
                 <w:b w:val="false"/>
                 <w:u w:val="none"/>
-                <w:sz w:val="22"/>
-                <w:szCs w:val="22"/>
-                <w:color w:val="000000"/>
-              </w:rPr>
-            </w:pPr>
-            <w:r>
-              <w:rPr>
-                <w:rFonts w:ascii="Helvetica" w:hAnsi="Helvetica" w:eastAsia="Helvetica" w:cs="Helvetica"/>
-                <w:i w:val="false"/>
-                <w:b w:val="false"/>
-                <w:u w:val="none"/>
+                <w:strike w:val="false"/>
+                <w:sz w:val="22"/>
+                <w:szCs w:val="22"/>
+                <w:color w:val="000000"/>
+              </w:rPr>
+            </w:pPr>
+            <w:r>
+              <w:rPr>
+                <w:rFonts w:ascii="Helvetica" w:hAnsi="Helvetica" w:eastAsia="Helvetica" w:cs="Helvetica"/>
+                <w:i w:val="false"/>
+                <w:b w:val="false"/>
+                <w:u w:val="none"/>
+                <w:strike w:val="false"/>
                 <w:sz w:val="22"/>
                 <w:szCs w:val="22"/>
                 <w:color w:val="000000"/>
@@ -443,17 +455,19 @@
                 <w:i w:val="false"/>
                 <w:b w:val="false"/>
                 <w:u w:val="none"/>
-                <w:sz w:val="22"/>
-                <w:szCs w:val="22"/>
-                <w:color w:val="000000"/>
-              </w:rPr>
-            </w:pPr>
-            <w:r>
-              <w:rPr>
-                <w:rFonts w:ascii="Helvetica" w:hAnsi="Helvetica" w:eastAsia="Helvetica" w:cs="Helvetica"/>
-                <w:i w:val="false"/>
-                <w:b w:val="false"/>
-                <w:u w:val="none"/>
+                <w:strike w:val="false"/>
+                <w:sz w:val="22"/>
+                <w:szCs w:val="22"/>
+                <w:color w:val="000000"/>
+              </w:rPr>
+            </w:pPr>
+            <w:r>
+              <w:rPr>
+                <w:rFonts w:ascii="Helvetica" w:hAnsi="Helvetica" w:eastAsia="Helvetica" w:cs="Helvetica"/>
+                <w:i w:val="false"/>
+                <w:b w:val="false"/>
+                <w:u w:val="none"/>
+                <w:strike w:val="false"/>
                 <w:sz w:val="22"/>
                 <w:szCs w:val="22"/>
                 <w:color w:val="000000"/>
@@ -496,17 +510,19 @@
                 <w:i w:val="false"/>
                 <w:b w:val="false"/>
                 <w:u w:val="none"/>
-                <w:sz w:val="22"/>
-                <w:szCs w:val="22"/>
-                <w:color w:val="000000"/>
-              </w:rPr>
-            </w:pPr>
-            <w:r>
-              <w:rPr>
-                <w:rFonts w:ascii="Helvetica" w:hAnsi="Helvetica" w:eastAsia="Helvetica" w:cs="Helvetica"/>
-                <w:i w:val="false"/>
-                <w:b w:val="false"/>
-                <w:u w:val="none"/>
+                <w:strike w:val="false"/>
+                <w:sz w:val="22"/>
+                <w:szCs w:val="22"/>
+                <w:color w:val="000000"/>
+              </w:rPr>
+            </w:pPr>
+            <w:r>
+              <w:rPr>
+                <w:rFonts w:ascii="Helvetica" w:hAnsi="Helvetica" w:eastAsia="Helvetica" w:cs="Helvetica"/>
+                <w:i w:val="false"/>
+                <w:b w:val="false"/>
+                <w:u w:val="none"/>
+                <w:strike w:val="false"/>
                 <w:sz w:val="22"/>
                 <w:szCs w:val="22"/>
                 <w:color w:val="000000"/>
@@ -520,7 +536,6 @@
         <w:trPr>
           <w:trHeight w:val="568" w:hRule="auto"/>
         </w:trPr>
-        body1
         <w:tc>
           <w:tcPr>
             <w:tcBorders>
@@ -555,17 +570,19 @@
                 <w:i w:val="false"/>
                 <w:b w:val="false"/>
                 <w:u w:val="none"/>
-                <w:sz w:val="22"/>
-                <w:szCs w:val="22"/>
-                <w:color w:val="000000"/>
-              </w:rPr>
-            </w:pPr>
-            <w:r>
-              <w:rPr>
-                <w:rFonts w:ascii="Helvetica" w:hAnsi="Helvetica" w:eastAsia="Helvetica" w:cs="Helvetica"/>
-                <w:i w:val="false"/>
-                <w:b w:val="false"/>
-                <w:u w:val="none"/>
+                <w:strike w:val="false"/>
+                <w:sz w:val="22"/>
+                <w:szCs w:val="22"/>
+                <w:color w:val="000000"/>
+              </w:rPr>
+            </w:pPr>
+            <w:r>
+              <w:rPr>
+                <w:rFonts w:ascii="Helvetica" w:hAnsi="Helvetica" w:eastAsia="Helvetica" w:cs="Helvetica"/>
+                <w:i w:val="false"/>
+                <w:b w:val="false"/>
+                <w:u w:val="none"/>
+                <w:strike w:val="false"/>
                 <w:sz w:val="22"/>
                 <w:szCs w:val="22"/>
                 <w:color w:val="000000"/>
@@ -608,17 +625,19 @@
                 <w:i w:val="false"/>
                 <w:b w:val="false"/>
                 <w:u w:val="none"/>
-                <w:sz w:val="22"/>
-                <w:szCs w:val="22"/>
-                <w:color w:val="000000"/>
-              </w:rPr>
-            </w:pPr>
-            <w:r>
-              <w:rPr>
-                <w:rFonts w:ascii="Helvetica" w:hAnsi="Helvetica" w:eastAsia="Helvetica" w:cs="Helvetica"/>
-                <w:i w:val="false"/>
-                <w:b w:val="false"/>
-                <w:u w:val="none"/>
+                <w:strike w:val="false"/>
+                <w:sz w:val="22"/>
+                <w:szCs w:val="22"/>
+                <w:color w:val="000000"/>
+              </w:rPr>
+            </w:pPr>
+            <w:r>
+              <w:rPr>
+                <w:rFonts w:ascii="Helvetica" w:hAnsi="Helvetica" w:eastAsia="Helvetica" w:cs="Helvetica"/>
+                <w:i w:val="false"/>
+                <w:b w:val="false"/>
+                <w:u w:val="none"/>
+                <w:strike w:val="false"/>
                 <w:sz w:val="22"/>
                 <w:szCs w:val="22"/>
                 <w:color w:val="000000"/>
@@ -661,17 +680,19 @@
                 <w:i w:val="false"/>
                 <w:b w:val="false"/>
                 <w:u w:val="none"/>
-                <w:sz w:val="22"/>
-                <w:szCs w:val="22"/>
-                <w:color w:val="000000"/>
-              </w:rPr>
-            </w:pPr>
-            <w:r>
-              <w:rPr>
-                <w:rFonts w:ascii="Helvetica" w:hAnsi="Helvetica" w:eastAsia="Helvetica" w:cs="Helvetica"/>
-                <w:i w:val="false"/>
-                <w:b w:val="false"/>
-                <w:u w:val="none"/>
+                <w:strike w:val="false"/>
+                <w:sz w:val="22"/>
+                <w:szCs w:val="22"/>
+                <w:color w:val="000000"/>
+              </w:rPr>
+            </w:pPr>
+            <w:r>
+              <w:rPr>
+                <w:rFonts w:ascii="Helvetica" w:hAnsi="Helvetica" w:eastAsia="Helvetica" w:cs="Helvetica"/>
+                <w:i w:val="false"/>
+                <w:b w:val="false"/>
+                <w:u w:val="none"/>
+                <w:strike w:val="false"/>
                 <w:sz w:val="22"/>
                 <w:szCs w:val="22"/>
                 <w:color w:val="000000"/>
@@ -714,17 +735,19 @@
                 <w:i w:val="false"/>
                 <w:b w:val="false"/>
                 <w:u w:val="none"/>
-                <w:sz w:val="22"/>
-                <w:szCs w:val="22"/>
-                <w:color w:val="000000"/>
-              </w:rPr>
-            </w:pPr>
-            <w:r>
-              <w:rPr>
-                <w:rFonts w:ascii="Helvetica" w:hAnsi="Helvetica" w:eastAsia="Helvetica" w:cs="Helvetica"/>
-                <w:i w:val="false"/>
-                <w:b w:val="false"/>
-                <w:u w:val="none"/>
+                <w:strike w:val="false"/>
+                <w:sz w:val="22"/>
+                <w:szCs w:val="22"/>
+                <w:color w:val="000000"/>
+              </w:rPr>
+            </w:pPr>
+            <w:r>
+              <w:rPr>
+                <w:rFonts w:ascii="Helvetica" w:hAnsi="Helvetica" w:eastAsia="Helvetica" w:cs="Helvetica"/>
+                <w:i w:val="false"/>
+                <w:b w:val="false"/>
+                <w:u w:val="none"/>
+                <w:strike w:val="false"/>
                 <w:sz w:val="22"/>
                 <w:szCs w:val="22"/>
                 <w:color w:val="000000"/>
@@ -767,17 +790,19 @@
                 <w:i w:val="false"/>
                 <w:b w:val="false"/>
                 <w:u w:val="none"/>
-                <w:sz w:val="22"/>
-                <w:szCs w:val="22"/>
-                <w:color w:val="000000"/>
-              </w:rPr>
-            </w:pPr>
-            <w:r>
-              <w:rPr>
-                <w:rFonts w:ascii="Helvetica" w:hAnsi="Helvetica" w:eastAsia="Helvetica" w:cs="Helvetica"/>
-                <w:i w:val="false"/>
-                <w:b w:val="false"/>
-                <w:u w:val="none"/>
+                <w:strike w:val="false"/>
+                <w:sz w:val="22"/>
+                <w:szCs w:val="22"/>
+                <w:color w:val="000000"/>
+              </w:rPr>
+            </w:pPr>
+            <w:r>
+              <w:rPr>
+                <w:rFonts w:ascii="Helvetica" w:hAnsi="Helvetica" w:eastAsia="Helvetica" w:cs="Helvetica"/>
+                <w:i w:val="false"/>
+                <w:b w:val="false"/>
+                <w:u w:val="none"/>
+                <w:strike w:val="false"/>
                 <w:sz w:val="22"/>
                 <w:szCs w:val="22"/>
                 <w:color w:val="000000"/>
@@ -820,17 +845,19 @@
                 <w:i w:val="false"/>
                 <w:b w:val="false"/>
                 <w:u w:val="none"/>
-                <w:sz w:val="22"/>
-                <w:szCs w:val="22"/>
-                <w:color w:val="000000"/>
-              </w:rPr>
-            </w:pPr>
-            <w:r>
-              <w:rPr>
-                <w:rFonts w:ascii="Helvetica" w:hAnsi="Helvetica" w:eastAsia="Helvetica" w:cs="Helvetica"/>
-                <w:i w:val="false"/>
-                <w:b w:val="false"/>
-                <w:u w:val="none"/>
+                <w:strike w:val="false"/>
+                <w:sz w:val="22"/>
+                <w:szCs w:val="22"/>
+                <w:color w:val="000000"/>
+              </w:rPr>
+            </w:pPr>
+            <w:r>
+              <w:rPr>
+                <w:rFonts w:ascii="Helvetica" w:hAnsi="Helvetica" w:eastAsia="Helvetica" w:cs="Helvetica"/>
+                <w:i w:val="false"/>
+                <w:b w:val="false"/>
+                <w:u w:val="none"/>
+                <w:strike w:val="false"/>
                 <w:sz w:val="22"/>
                 <w:szCs w:val="22"/>
                 <w:color w:val="000000"/>
@@ -844,7 +871,6 @@
         <w:trPr>
           <w:trHeight w:val="616" w:hRule="auto"/>
         </w:trPr>
-        body2
         <w:tc>
           <w:tcPr>
             <w:tcBorders>
@@ -879,17 +905,19 @@
                 <w:i w:val="false"/>
                 <w:b w:val="false"/>
                 <w:u w:val="none"/>
-                <w:sz w:val="22"/>
-                <w:szCs w:val="22"/>
-                <w:color w:val="000000"/>
-              </w:rPr>
-            </w:pPr>
-            <w:r>
-              <w:rPr>
-                <w:rFonts w:ascii="Helvetica" w:hAnsi="Helvetica" w:eastAsia="Helvetica" w:cs="Helvetica"/>
-                <w:i w:val="false"/>
-                <w:b w:val="false"/>
-                <w:u w:val="none"/>
+                <w:strike w:val="false"/>
+                <w:sz w:val="22"/>
+                <w:szCs w:val="22"/>
+                <w:color w:val="000000"/>
+              </w:rPr>
+            </w:pPr>
+            <w:r>
+              <w:rPr>
+                <w:rFonts w:ascii="Helvetica" w:hAnsi="Helvetica" w:eastAsia="Helvetica" w:cs="Helvetica"/>
+                <w:i w:val="false"/>
+                <w:b w:val="false"/>
+                <w:u w:val="none"/>
+                <w:strike w:val="false"/>
                 <w:sz w:val="22"/>
                 <w:szCs w:val="22"/>
                 <w:color w:val="000000"/>
@@ -932,17 +960,19 @@
                 <w:i w:val="false"/>
                 <w:b w:val="false"/>
                 <w:u w:val="none"/>
-                <w:sz w:val="22"/>
-                <w:szCs w:val="22"/>
-                <w:color w:val="000000"/>
-              </w:rPr>
-            </w:pPr>
-            <w:r>
-              <w:rPr>
-                <w:rFonts w:ascii="Helvetica" w:hAnsi="Helvetica" w:eastAsia="Helvetica" w:cs="Helvetica"/>
-                <w:i w:val="false"/>
-                <w:b w:val="false"/>
-                <w:u w:val="none"/>
+                <w:strike w:val="false"/>
+                <w:sz w:val="22"/>
+                <w:szCs w:val="22"/>
+                <w:color w:val="000000"/>
+              </w:rPr>
+            </w:pPr>
+            <w:r>
+              <w:rPr>
+                <w:rFonts w:ascii="Helvetica" w:hAnsi="Helvetica" w:eastAsia="Helvetica" w:cs="Helvetica"/>
+                <w:i w:val="false"/>
+                <w:b w:val="false"/>
+                <w:u w:val="none"/>
+                <w:strike w:val="false"/>
                 <w:sz w:val="22"/>
                 <w:szCs w:val="22"/>
                 <w:color w:val="000000"/>
@@ -985,17 +1015,19 @@
                 <w:i w:val="false"/>
                 <w:b w:val="false"/>
                 <w:u w:val="none"/>
-                <w:sz w:val="22"/>
-                <w:szCs w:val="22"/>
-                <w:color w:val="000000"/>
-              </w:rPr>
-            </w:pPr>
-            <w:r>
-              <w:rPr>
-                <w:rFonts w:ascii="Helvetica" w:hAnsi="Helvetica" w:eastAsia="Helvetica" w:cs="Helvetica"/>
-                <w:i w:val="false"/>
-                <w:b w:val="false"/>
-                <w:u w:val="none"/>
+                <w:strike w:val="false"/>
+                <w:sz w:val="22"/>
+                <w:szCs w:val="22"/>
+                <w:color w:val="000000"/>
+              </w:rPr>
+            </w:pPr>
+            <w:r>
+              <w:rPr>
+                <w:rFonts w:ascii="Helvetica" w:hAnsi="Helvetica" w:eastAsia="Helvetica" w:cs="Helvetica"/>
+                <w:i w:val="false"/>
+                <w:b w:val="false"/>
+                <w:u w:val="none"/>
+                <w:strike w:val="false"/>
                 <w:sz w:val="22"/>
                 <w:szCs w:val="22"/>
                 <w:color w:val="000000"/>
@@ -1038,17 +1070,19 @@
                 <w:i w:val="false"/>
                 <w:b w:val="false"/>
                 <w:u w:val="none"/>
-                <w:sz w:val="22"/>
-                <w:szCs w:val="22"/>
-                <w:color w:val="000000"/>
-              </w:rPr>
-            </w:pPr>
-            <w:r>
-              <w:rPr>
-                <w:rFonts w:ascii="Helvetica" w:hAnsi="Helvetica" w:eastAsia="Helvetica" w:cs="Helvetica"/>
-                <w:i w:val="false"/>
-                <w:b w:val="false"/>
-                <w:u w:val="none"/>
+                <w:strike w:val="false"/>
+                <w:sz w:val="22"/>
+                <w:szCs w:val="22"/>
+                <w:color w:val="000000"/>
+              </w:rPr>
+            </w:pPr>
+            <w:r>
+              <w:rPr>
+                <w:rFonts w:ascii="Helvetica" w:hAnsi="Helvetica" w:eastAsia="Helvetica" w:cs="Helvetica"/>
+                <w:i w:val="false"/>
+                <w:b w:val="false"/>
+                <w:u w:val="none"/>
+                <w:strike w:val="false"/>
                 <w:sz w:val="22"/>
                 <w:szCs w:val="22"/>
                 <w:color w:val="000000"/>
@@ -1091,17 +1125,19 @@
                 <w:i w:val="false"/>
                 <w:b w:val="false"/>
                 <w:u w:val="none"/>
-                <w:sz w:val="22"/>
-                <w:szCs w:val="22"/>
-                <w:color w:val="000000"/>
-              </w:rPr>
-            </w:pPr>
-            <w:r>
-              <w:rPr>
-                <w:rFonts w:ascii="Helvetica" w:hAnsi="Helvetica" w:eastAsia="Helvetica" w:cs="Helvetica"/>
-                <w:i w:val="false"/>
-                <w:b w:val="false"/>
-                <w:u w:val="none"/>
+                <w:strike w:val="false"/>
+                <w:sz w:val="22"/>
+                <w:szCs w:val="22"/>
+                <w:color w:val="000000"/>
+              </w:rPr>
+            </w:pPr>
+            <w:r>
+              <w:rPr>
+                <w:rFonts w:ascii="Helvetica" w:hAnsi="Helvetica" w:eastAsia="Helvetica" w:cs="Helvetica"/>
+                <w:i w:val="false"/>
+                <w:b w:val="false"/>
+                <w:u w:val="none"/>
+                <w:strike w:val="false"/>
                 <w:sz w:val="22"/>
                 <w:szCs w:val="22"/>
                 <w:color w:val="000000"/>
@@ -1144,17 +1180,19 @@
                 <w:i w:val="false"/>
                 <w:b w:val="false"/>
                 <w:u w:val="none"/>
-                <w:sz w:val="22"/>
-                <w:szCs w:val="22"/>
-                <w:color w:val="000000"/>
-              </w:rPr>
-            </w:pPr>
-            <w:r>
-              <w:rPr>
-                <w:rFonts w:ascii="Helvetica" w:hAnsi="Helvetica" w:eastAsia="Helvetica" w:cs="Helvetica"/>
-                <w:i w:val="false"/>
-                <w:b w:val="false"/>
-                <w:u w:val="none"/>
+                <w:strike w:val="false"/>
+                <w:sz w:val="22"/>
+                <w:szCs w:val="22"/>
+                <w:color w:val="000000"/>
+              </w:rPr>
+            </w:pPr>
+            <w:r>
+              <w:rPr>
+                <w:rFonts w:ascii="Helvetica" w:hAnsi="Helvetica" w:eastAsia="Helvetica" w:cs="Helvetica"/>
+                <w:i w:val="false"/>
+                <w:b w:val="false"/>
+                <w:u w:val="none"/>
+                <w:strike w:val="false"/>
                 <w:sz w:val="22"/>
                 <w:szCs w:val="22"/>
                 <w:color w:val="000000"/>
@@ -1168,7 +1206,6 @@
         <w:trPr>
           <w:trHeight w:val="616" w:hRule="auto"/>
         </w:trPr>
-        body3
         <w:tc>
           <w:tcPr>
             <w:tcBorders>
@@ -1203,17 +1240,19 @@
                 <w:i w:val="false"/>
                 <w:b w:val="false"/>
                 <w:u w:val="none"/>
-                <w:sz w:val="22"/>
-                <w:szCs w:val="22"/>
-                <w:color w:val="000000"/>
-              </w:rPr>
-            </w:pPr>
-            <w:r>
-              <w:rPr>
-                <w:rFonts w:ascii="Helvetica" w:hAnsi="Helvetica" w:eastAsia="Helvetica" w:cs="Helvetica"/>
-                <w:i w:val="false"/>
-                <w:b w:val="false"/>
-                <w:u w:val="none"/>
+                <w:strike w:val="false"/>
+                <w:sz w:val="22"/>
+                <w:szCs w:val="22"/>
+                <w:color w:val="000000"/>
+              </w:rPr>
+            </w:pPr>
+            <w:r>
+              <w:rPr>
+                <w:rFonts w:ascii="Helvetica" w:hAnsi="Helvetica" w:eastAsia="Helvetica" w:cs="Helvetica"/>
+                <w:i w:val="false"/>
+                <w:b w:val="false"/>
+                <w:u w:val="none"/>
+                <w:strike w:val="false"/>
                 <w:sz w:val="22"/>
                 <w:szCs w:val="22"/>
                 <w:color w:val="000000"/>
@@ -1256,17 +1295,19 @@
                 <w:i w:val="false"/>
                 <w:b w:val="false"/>
                 <w:u w:val="none"/>
-                <w:sz w:val="22"/>
-                <w:szCs w:val="22"/>
-                <w:color w:val="000000"/>
-              </w:rPr>
-            </w:pPr>
-            <w:r>
-              <w:rPr>
-                <w:rFonts w:ascii="Helvetica" w:hAnsi="Helvetica" w:eastAsia="Helvetica" w:cs="Helvetica"/>
-                <w:i w:val="false"/>
-                <w:b w:val="false"/>
-                <w:u w:val="none"/>
+                <w:strike w:val="false"/>
+                <w:sz w:val="22"/>
+                <w:szCs w:val="22"/>
+                <w:color w:val="000000"/>
+              </w:rPr>
+            </w:pPr>
+            <w:r>
+              <w:rPr>
+                <w:rFonts w:ascii="Helvetica" w:hAnsi="Helvetica" w:eastAsia="Helvetica" w:cs="Helvetica"/>
+                <w:i w:val="false"/>
+                <w:b w:val="false"/>
+                <w:u w:val="none"/>
+                <w:strike w:val="false"/>
                 <w:sz w:val="22"/>
                 <w:szCs w:val="22"/>
                 <w:color w:val="000000"/>
@@ -1309,17 +1350,19 @@
                 <w:i w:val="false"/>
                 <w:b w:val="false"/>
                 <w:u w:val="none"/>
-                <w:sz w:val="22"/>
-                <w:szCs w:val="22"/>
-                <w:color w:val="000000"/>
-              </w:rPr>
-            </w:pPr>
-            <w:r>
-              <w:rPr>
-                <w:rFonts w:ascii="Helvetica" w:hAnsi="Helvetica" w:eastAsia="Helvetica" w:cs="Helvetica"/>
-                <w:i w:val="false"/>
-                <w:b w:val="false"/>
-                <w:u w:val="none"/>
+                <w:strike w:val="false"/>
+                <w:sz w:val="22"/>
+                <w:szCs w:val="22"/>
+                <w:color w:val="000000"/>
+              </w:rPr>
+            </w:pPr>
+            <w:r>
+              <w:rPr>
+                <w:rFonts w:ascii="Helvetica" w:hAnsi="Helvetica" w:eastAsia="Helvetica" w:cs="Helvetica"/>
+                <w:i w:val="false"/>
+                <w:b w:val="false"/>
+                <w:u w:val="none"/>
+                <w:strike w:val="false"/>
                 <w:sz w:val="22"/>
                 <w:szCs w:val="22"/>
                 <w:color w:val="000000"/>
@@ -1362,17 +1405,19 @@
                 <w:i w:val="false"/>
                 <w:b w:val="false"/>
                 <w:u w:val="none"/>
-                <w:sz w:val="22"/>
-                <w:szCs w:val="22"/>
-                <w:color w:val="000000"/>
-              </w:rPr>
-            </w:pPr>
-            <w:r>
-              <w:rPr>
-                <w:rFonts w:ascii="Helvetica" w:hAnsi="Helvetica" w:eastAsia="Helvetica" w:cs="Helvetica"/>
-                <w:i w:val="false"/>
-                <w:b w:val="false"/>
-                <w:u w:val="none"/>
+                <w:strike w:val="false"/>
+                <w:sz w:val="22"/>
+                <w:szCs w:val="22"/>
+                <w:color w:val="000000"/>
+              </w:rPr>
+            </w:pPr>
+            <w:r>
+              <w:rPr>
+                <w:rFonts w:ascii="Helvetica" w:hAnsi="Helvetica" w:eastAsia="Helvetica" w:cs="Helvetica"/>
+                <w:i w:val="false"/>
+                <w:b w:val="false"/>
+                <w:u w:val="none"/>
+                <w:strike w:val="false"/>
                 <w:sz w:val="22"/>
                 <w:szCs w:val="22"/>
                 <w:color w:val="000000"/>
@@ -1415,17 +1460,19 @@
                 <w:i w:val="false"/>
                 <w:b w:val="false"/>
                 <w:u w:val="none"/>
-                <w:sz w:val="22"/>
-                <w:szCs w:val="22"/>
-                <w:color w:val="000000"/>
-              </w:rPr>
-            </w:pPr>
-            <w:r>
-              <w:rPr>
-                <w:rFonts w:ascii="Helvetica" w:hAnsi="Helvetica" w:eastAsia="Helvetica" w:cs="Helvetica"/>
-                <w:i w:val="false"/>
-                <w:b w:val="false"/>
-                <w:u w:val="none"/>
+                <w:strike w:val="false"/>
+                <w:sz w:val="22"/>
+                <w:szCs w:val="22"/>
+                <w:color w:val="000000"/>
+              </w:rPr>
+            </w:pPr>
+            <w:r>
+              <w:rPr>
+                <w:rFonts w:ascii="Helvetica" w:hAnsi="Helvetica" w:eastAsia="Helvetica" w:cs="Helvetica"/>
+                <w:i w:val="false"/>
+                <w:b w:val="false"/>
+                <w:u w:val="none"/>
+                <w:strike w:val="false"/>
                 <w:sz w:val="22"/>
                 <w:szCs w:val="22"/>
                 <w:color w:val="000000"/>
@@ -1468,17 +1515,19 @@
                 <w:i w:val="false"/>
                 <w:b w:val="false"/>
                 <w:u w:val="none"/>
-                <w:sz w:val="22"/>
-                <w:szCs w:val="22"/>
-                <w:color w:val="000000"/>
-              </w:rPr>
-            </w:pPr>
-            <w:r>
-              <w:rPr>
-                <w:rFonts w:ascii="Helvetica" w:hAnsi="Helvetica" w:eastAsia="Helvetica" w:cs="Helvetica"/>
-                <w:i w:val="false"/>
-                <w:b w:val="false"/>
-                <w:u w:val="none"/>
+                <w:strike w:val="false"/>
+                <w:sz w:val="22"/>
+                <w:szCs w:val="22"/>
+                <w:color w:val="000000"/>
+              </w:rPr>
+            </w:pPr>
+            <w:r>
+              <w:rPr>
+                <w:rFonts w:ascii="Helvetica" w:hAnsi="Helvetica" w:eastAsia="Helvetica" w:cs="Helvetica"/>
+                <w:i w:val="false"/>
+                <w:b w:val="false"/>
+                <w:u w:val="none"/>
+                <w:strike w:val="false"/>
                 <w:sz w:val="22"/>
                 <w:szCs w:val="22"/>
                 <w:color w:val="000000"/>
@@ -1492,7 +1541,6 @@
         <w:trPr>
           <w:trHeight w:val="616" w:hRule="auto"/>
         </w:trPr>
-        body4
         <w:tc>
           <w:tcPr>
             <w:tcBorders>
@@ -1527,17 +1575,19 @@
                 <w:i w:val="false"/>
                 <w:b w:val="false"/>
                 <w:u w:val="none"/>
-                <w:sz w:val="22"/>
-                <w:szCs w:val="22"/>
-                <w:color w:val="000000"/>
-              </w:rPr>
-            </w:pPr>
-            <w:r>
-              <w:rPr>
-                <w:rFonts w:ascii="Helvetica" w:hAnsi="Helvetica" w:eastAsia="Helvetica" w:cs="Helvetica"/>
-                <w:i w:val="false"/>
-                <w:b w:val="false"/>
-                <w:u w:val="none"/>
+                <w:strike w:val="false"/>
+                <w:sz w:val="22"/>
+                <w:szCs w:val="22"/>
+                <w:color w:val="000000"/>
+              </w:rPr>
+            </w:pPr>
+            <w:r>
+              <w:rPr>
+                <w:rFonts w:ascii="Helvetica" w:hAnsi="Helvetica" w:eastAsia="Helvetica" w:cs="Helvetica"/>
+                <w:i w:val="false"/>
+                <w:b w:val="false"/>
+                <w:u w:val="none"/>
+                <w:strike w:val="false"/>
                 <w:sz w:val="22"/>
                 <w:szCs w:val="22"/>
                 <w:color w:val="000000"/>
@@ -1580,17 +1630,19 @@
                 <w:i w:val="false"/>
                 <w:b w:val="false"/>
                 <w:u w:val="none"/>
-                <w:sz w:val="22"/>
-                <w:szCs w:val="22"/>
-                <w:color w:val="000000"/>
-              </w:rPr>
-            </w:pPr>
-            <w:r>
-              <w:rPr>
-                <w:rFonts w:ascii="Helvetica" w:hAnsi="Helvetica" w:eastAsia="Helvetica" w:cs="Helvetica"/>
-                <w:i w:val="false"/>
-                <w:b w:val="false"/>
-                <w:u w:val="none"/>
+                <w:strike w:val="false"/>
+                <w:sz w:val="22"/>
+                <w:szCs w:val="22"/>
+                <w:color w:val="000000"/>
+              </w:rPr>
+            </w:pPr>
+            <w:r>
+              <w:rPr>
+                <w:rFonts w:ascii="Helvetica" w:hAnsi="Helvetica" w:eastAsia="Helvetica" w:cs="Helvetica"/>
+                <w:i w:val="false"/>
+                <w:b w:val="false"/>
+                <w:u w:val="none"/>
+                <w:strike w:val="false"/>
                 <w:sz w:val="22"/>
                 <w:szCs w:val="22"/>
                 <w:color w:val="000000"/>
@@ -1633,17 +1685,19 @@
                 <w:i w:val="false"/>
                 <w:b w:val="false"/>
                 <w:u w:val="none"/>
-                <w:sz w:val="22"/>
-                <w:szCs w:val="22"/>
-                <w:color w:val="000000"/>
-              </w:rPr>
-            </w:pPr>
-            <w:r>
-              <w:rPr>
-                <w:rFonts w:ascii="Helvetica" w:hAnsi="Helvetica" w:eastAsia="Helvetica" w:cs="Helvetica"/>
-                <w:i w:val="false"/>
-                <w:b w:val="false"/>
-                <w:u w:val="none"/>
+                <w:strike w:val="false"/>
+                <w:sz w:val="22"/>
+                <w:szCs w:val="22"/>
+                <w:color w:val="000000"/>
+              </w:rPr>
+            </w:pPr>
+            <w:r>
+              <w:rPr>
+                <w:rFonts w:ascii="Helvetica" w:hAnsi="Helvetica" w:eastAsia="Helvetica" w:cs="Helvetica"/>
+                <w:i w:val="false"/>
+                <w:b w:val="false"/>
+                <w:u w:val="none"/>
+                <w:strike w:val="false"/>
                 <w:sz w:val="22"/>
                 <w:szCs w:val="22"/>
                 <w:color w:val="000000"/>
@@ -1686,17 +1740,19 @@
                 <w:i w:val="false"/>
                 <w:b w:val="false"/>
                 <w:u w:val="none"/>
-                <w:sz w:val="22"/>
-                <w:szCs w:val="22"/>
-                <w:color w:val="000000"/>
-              </w:rPr>
-            </w:pPr>
-            <w:r>
-              <w:rPr>
-                <w:rFonts w:ascii="Helvetica" w:hAnsi="Helvetica" w:eastAsia="Helvetica" w:cs="Helvetica"/>
-                <w:i w:val="false"/>
-                <w:b w:val="false"/>
-                <w:u w:val="none"/>
+                <w:strike w:val="false"/>
+                <w:sz w:val="22"/>
+                <w:szCs w:val="22"/>
+                <w:color w:val="000000"/>
+              </w:rPr>
+            </w:pPr>
+            <w:r>
+              <w:rPr>
+                <w:rFonts w:ascii="Helvetica" w:hAnsi="Helvetica" w:eastAsia="Helvetica" w:cs="Helvetica"/>
+                <w:i w:val="false"/>
+                <w:b w:val="false"/>
+                <w:u w:val="none"/>
+                <w:strike w:val="false"/>
                 <w:sz w:val="22"/>
                 <w:szCs w:val="22"/>
                 <w:color w:val="000000"/>
@@ -1739,17 +1795,19 @@
                 <w:i w:val="false"/>
                 <w:b w:val="false"/>
                 <w:u w:val="none"/>
-                <w:sz w:val="22"/>
-                <w:szCs w:val="22"/>
-                <w:color w:val="000000"/>
-              </w:rPr>
-            </w:pPr>
-            <w:r>
-              <w:rPr>
-                <w:rFonts w:ascii="Helvetica" w:hAnsi="Helvetica" w:eastAsia="Helvetica" w:cs="Helvetica"/>
-                <w:i w:val="false"/>
-                <w:b w:val="false"/>
-                <w:u w:val="none"/>
+                <w:strike w:val="false"/>
+                <w:sz w:val="22"/>
+                <w:szCs w:val="22"/>
+                <w:color w:val="000000"/>
+              </w:rPr>
+            </w:pPr>
+            <w:r>
+              <w:rPr>
+                <w:rFonts w:ascii="Helvetica" w:hAnsi="Helvetica" w:eastAsia="Helvetica" w:cs="Helvetica"/>
+                <w:i w:val="false"/>
+                <w:b w:val="false"/>
+                <w:u w:val="none"/>
+                <w:strike w:val="false"/>
                 <w:sz w:val="22"/>
                 <w:szCs w:val="22"/>
                 <w:color w:val="000000"/>
@@ -1792,17 +1850,19 @@
                 <w:i w:val="false"/>
                 <w:b w:val="false"/>
                 <w:u w:val="none"/>
-                <w:sz w:val="22"/>
-                <w:szCs w:val="22"/>
-                <w:color w:val="000000"/>
-              </w:rPr>
-            </w:pPr>
-            <w:r>
-              <w:rPr>
-                <w:rFonts w:ascii="Helvetica" w:hAnsi="Helvetica" w:eastAsia="Helvetica" w:cs="Helvetica"/>
-                <w:i w:val="false"/>
-                <w:b w:val="false"/>
-                <w:u w:val="none"/>
+                <w:strike w:val="false"/>
+                <w:sz w:val="22"/>
+                <w:szCs w:val="22"/>
+                <w:color w:val="000000"/>
+              </w:rPr>
+            </w:pPr>
+            <w:r>
+              <w:rPr>
+                <w:rFonts w:ascii="Helvetica" w:hAnsi="Helvetica" w:eastAsia="Helvetica" w:cs="Helvetica"/>
+                <w:i w:val="false"/>
+                <w:b w:val="false"/>
+                <w:u w:val="none"/>
+                <w:strike w:val="false"/>
                 <w:sz w:val="22"/>
                 <w:szCs w:val="22"/>
                 <w:color w:val="000000"/>
@@ -1816,7 +1876,6 @@
         <w:trPr>
           <w:trHeight w:val="616" w:hRule="auto"/>
         </w:trPr>
-        body5
         <w:tc>
           <w:tcPr>
             <w:tcBorders>
@@ -1851,17 +1910,19 @@
                 <w:i w:val="false"/>
                 <w:b w:val="false"/>
                 <w:u w:val="none"/>
-                <w:sz w:val="22"/>
-                <w:szCs w:val="22"/>
-                <w:color w:val="000000"/>
-              </w:rPr>
-            </w:pPr>
-            <w:r>
-              <w:rPr>
-                <w:rFonts w:ascii="Helvetica" w:hAnsi="Helvetica" w:eastAsia="Helvetica" w:cs="Helvetica"/>
-                <w:i w:val="false"/>
-                <w:b w:val="false"/>
-                <w:u w:val="none"/>
+                <w:strike w:val="false"/>
+                <w:sz w:val="22"/>
+                <w:szCs w:val="22"/>
+                <w:color w:val="000000"/>
+              </w:rPr>
+            </w:pPr>
+            <w:r>
+              <w:rPr>
+                <w:rFonts w:ascii="Helvetica" w:hAnsi="Helvetica" w:eastAsia="Helvetica" w:cs="Helvetica"/>
+                <w:i w:val="false"/>
+                <w:b w:val="false"/>
+                <w:u w:val="none"/>
+                <w:strike w:val="false"/>
                 <w:sz w:val="22"/>
                 <w:szCs w:val="22"/>
                 <w:color w:val="000000"/>
@@ -1904,17 +1965,19 @@
                 <w:i w:val="false"/>
                 <w:b w:val="false"/>
                 <w:u w:val="none"/>
-                <w:sz w:val="22"/>
-                <w:szCs w:val="22"/>
-                <w:color w:val="000000"/>
-              </w:rPr>
-            </w:pPr>
-            <w:r>
-              <w:rPr>
-                <w:rFonts w:ascii="Helvetica" w:hAnsi="Helvetica" w:eastAsia="Helvetica" w:cs="Helvetica"/>
-                <w:i w:val="false"/>
-                <w:b w:val="false"/>
-                <w:u w:val="none"/>
+                <w:strike w:val="false"/>
+                <w:sz w:val="22"/>
+                <w:szCs w:val="22"/>
+                <w:color w:val="000000"/>
+              </w:rPr>
+            </w:pPr>
+            <w:r>
+              <w:rPr>
+                <w:rFonts w:ascii="Helvetica" w:hAnsi="Helvetica" w:eastAsia="Helvetica" w:cs="Helvetica"/>
+                <w:i w:val="false"/>
+                <w:b w:val="false"/>
+                <w:u w:val="none"/>
+                <w:strike w:val="false"/>
                 <w:sz w:val="22"/>
                 <w:szCs w:val="22"/>
                 <w:color w:val="000000"/>
@@ -1957,17 +2020,19 @@
                 <w:i w:val="false"/>
                 <w:b w:val="false"/>
                 <w:u w:val="none"/>
-                <w:sz w:val="22"/>
-                <w:szCs w:val="22"/>
-                <w:color w:val="000000"/>
-              </w:rPr>
-            </w:pPr>
-            <w:r>
-              <w:rPr>
-                <w:rFonts w:ascii="Helvetica" w:hAnsi="Helvetica" w:eastAsia="Helvetica" w:cs="Helvetica"/>
-                <w:i w:val="false"/>
-                <w:b w:val="false"/>
-                <w:u w:val="none"/>
+                <w:strike w:val="false"/>
+                <w:sz w:val="22"/>
+                <w:szCs w:val="22"/>
+                <w:color w:val="000000"/>
+              </w:rPr>
+            </w:pPr>
+            <w:r>
+              <w:rPr>
+                <w:rFonts w:ascii="Helvetica" w:hAnsi="Helvetica" w:eastAsia="Helvetica" w:cs="Helvetica"/>
+                <w:i w:val="false"/>
+                <w:b w:val="false"/>
+                <w:u w:val="none"/>
+                <w:strike w:val="false"/>
                 <w:sz w:val="22"/>
                 <w:szCs w:val="22"/>
                 <w:color w:val="000000"/>
@@ -2010,17 +2075,19 @@
                 <w:i w:val="false"/>
                 <w:b w:val="false"/>
                 <w:u w:val="none"/>
-                <w:sz w:val="22"/>
-                <w:szCs w:val="22"/>
-                <w:color w:val="000000"/>
-              </w:rPr>
-            </w:pPr>
-            <w:r>
-              <w:rPr>
-                <w:rFonts w:ascii="Helvetica" w:hAnsi="Helvetica" w:eastAsia="Helvetica" w:cs="Helvetica"/>
-                <w:i w:val="false"/>
-                <w:b w:val="false"/>
-                <w:u w:val="none"/>
+                <w:strike w:val="false"/>
+                <w:sz w:val="22"/>
+                <w:szCs w:val="22"/>
+                <w:color w:val="000000"/>
+              </w:rPr>
+            </w:pPr>
+            <w:r>
+              <w:rPr>
+                <w:rFonts w:ascii="Helvetica" w:hAnsi="Helvetica" w:eastAsia="Helvetica" w:cs="Helvetica"/>
+                <w:i w:val="false"/>
+                <w:b w:val="false"/>
+                <w:u w:val="none"/>
+                <w:strike w:val="false"/>
                 <w:sz w:val="22"/>
                 <w:szCs w:val="22"/>
                 <w:color w:val="000000"/>
@@ -2063,17 +2130,19 @@
                 <w:i w:val="false"/>
                 <w:b w:val="false"/>
                 <w:u w:val="none"/>
-                <w:sz w:val="22"/>
-                <w:szCs w:val="22"/>
-                <w:color w:val="000000"/>
-              </w:rPr>
-            </w:pPr>
-            <w:r>
-              <w:rPr>
-                <w:rFonts w:ascii="Helvetica" w:hAnsi="Helvetica" w:eastAsia="Helvetica" w:cs="Helvetica"/>
-                <w:i w:val="false"/>
-                <w:b w:val="false"/>
-                <w:u w:val="none"/>
+                <w:strike w:val="false"/>
+                <w:sz w:val="22"/>
+                <w:szCs w:val="22"/>
+                <w:color w:val="000000"/>
+              </w:rPr>
+            </w:pPr>
+            <w:r>
+              <w:rPr>
+                <w:rFonts w:ascii="Helvetica" w:hAnsi="Helvetica" w:eastAsia="Helvetica" w:cs="Helvetica"/>
+                <w:i w:val="false"/>
+                <w:b w:val="false"/>
+                <w:u w:val="none"/>
+                <w:strike w:val="false"/>
                 <w:sz w:val="22"/>
                 <w:szCs w:val="22"/>
                 <w:color w:val="000000"/>
@@ -2116,17 +2185,19 @@
                 <w:i w:val="false"/>
                 <w:b w:val="false"/>
                 <w:u w:val="none"/>
-                <w:sz w:val="22"/>
-                <w:szCs w:val="22"/>
-                <w:color w:val="000000"/>
-              </w:rPr>
-            </w:pPr>
-            <w:r>
-              <w:rPr>
-                <w:rFonts w:ascii="Helvetica" w:hAnsi="Helvetica" w:eastAsia="Helvetica" w:cs="Helvetica"/>
-                <w:i w:val="false"/>
-                <w:b w:val="false"/>
-                <w:u w:val="none"/>
+                <w:strike w:val="false"/>
+                <w:sz w:val="22"/>
+                <w:szCs w:val="22"/>
+                <w:color w:val="000000"/>
+              </w:rPr>
+            </w:pPr>
+            <w:r>
+              <w:rPr>
+                <w:rFonts w:ascii="Helvetica" w:hAnsi="Helvetica" w:eastAsia="Helvetica" w:cs="Helvetica"/>
+                <w:i w:val="false"/>
+                <w:b w:val="false"/>
+                <w:u w:val="none"/>
+                <w:strike w:val="false"/>
                 <w:sz w:val="22"/>
                 <w:szCs w:val="22"/>
                 <w:color w:val="000000"/>
@@ -2137,9 +2208,9 @@
         </w:tc>
       </w:tr>
     </w:tbl>
-    <w:sectPr w:officer="true">
-      <w:pgMar w:header="720" w:bottom="1440" w:top="1440" w:right="1440" w:left="1440" w:footer="720" w:gutter="720"/>
-      <w:pgSz w:h="16848" w:w="11952" w:orient="portrait"/>
+    <w:sectPr>
+      <w:pgMar w:header="708" w:bottom="1417" w:top="1417" w:right="1417" w:left="1417" w:footer="708" w:gutter="0"/>
+      <w:pgSz w:h="16838" w:w="11906" w:orient="portrait"/>
       <w:type w:val="continuous"/>
       <w:cols/>
     </w:sectPr>

--- a/results/tbl_cross.docx
+++ b/results/tbl_cross.docx
@@ -29,6 +29,7 @@
           <w:trHeight w:val="568" w:hRule="auto"/>
           <w:tblHeader/>
         </w:trPr>
+        header1
         <w:tc>
           <w:tcPr>
             <w:tcBorders>
@@ -48,7 +49,6 @@
           </w:tcPr>
           <w:p>
             <w:pPr>
-              <w:pStyle w:val="Normal"/>
               <w:jc w:val="left"/>
               <w:pBdr>
                 <w:bottom w:val="none" w:sz="0" w:space="0" w:color="000000"/>
@@ -104,7 +104,6 @@
           </w:tcPr>
           <w:p>
             <w:pPr>
-              <w:pStyle w:val="Normal"/>
               <w:jc w:val="center"/>
               <w:pBdr>
                 <w:bottom w:val="none" w:sz="0" w:space="0" w:color="000000"/>
@@ -159,7 +158,6 @@
           </w:tcPr>
           <w:p>
             <w:pPr>
-              <w:pStyle w:val="Normal"/>
               <w:jc w:val="center"/>
               <w:pBdr>
                 <w:bottom w:val="none" w:sz="0" w:space="0" w:color="000000"/>
@@ -201,6 +199,7 @@
           <w:trHeight w:val="568" w:hRule="auto"/>
           <w:tblHeader/>
         </w:trPr>
+        header2
         <w:tc>
           <w:tcPr>
             <w:tcBorders>
@@ -220,7 +219,6 @@
           </w:tcPr>
           <w:p>
             <w:pPr>
-              <w:pStyle w:val="Normal"/>
               <w:jc w:val="left"/>
               <w:pBdr>
                 <w:bottom w:val="none" w:sz="0" w:space="0" w:color="000000"/>
@@ -275,7 +273,6 @@
           </w:tcPr>
           <w:p>
             <w:pPr>
-              <w:pStyle w:val="Normal"/>
               <w:jc w:val="center"/>
               <w:pBdr>
                 <w:bottom w:val="none" w:sz="0" w:space="0" w:color="000000"/>
@@ -330,7 +327,6 @@
           </w:tcPr>
           <w:p>
             <w:pPr>
-              <w:pStyle w:val="Normal"/>
               <w:jc w:val="center"/>
               <w:pBdr>
                 <w:bottom w:val="none" w:sz="0" w:space="0" w:color="000000"/>
@@ -385,7 +381,6 @@
           </w:tcPr>
           <w:p>
             <w:pPr>
-              <w:pStyle w:val="Normal"/>
               <w:jc w:val="center"/>
               <w:pBdr>
                 <w:bottom w:val="none" w:sz="0" w:space="0" w:color="000000"/>
@@ -440,7 +435,6 @@
           </w:tcPr>
           <w:p>
             <w:pPr>
-              <w:pStyle w:val="Normal"/>
               <w:jc w:val="center"/>
               <w:pBdr>
                 <w:bottom w:val="none" w:sz="0" w:space="0" w:color="000000"/>
@@ -495,7 +489,6 @@
           </w:tcPr>
           <w:p>
             <w:pPr>
-              <w:pStyle w:val="Normal"/>
               <w:jc w:val="center"/>
               <w:pBdr>
                 <w:bottom w:val="none" w:sz="0" w:space="0" w:color="000000"/>
@@ -536,6 +529,7 @@
         <w:trPr>
           <w:trHeight w:val="568" w:hRule="auto"/>
         </w:trPr>
+        body1
         <w:tc>
           <w:tcPr>
             <w:tcBorders>
@@ -555,7 +549,6 @@
           </w:tcPr>
           <w:p>
             <w:pPr>
-              <w:pStyle w:val="Normal"/>
               <w:jc w:val="left"/>
               <w:pBdr>
                 <w:bottom w:val="none" w:sz="0" w:space="0" w:color="000000"/>
@@ -610,7 +603,6 @@
           </w:tcPr>
           <w:p>
             <w:pPr>
-              <w:pStyle w:val="Normal"/>
               <w:jc w:val="center"/>
               <w:pBdr>
                 <w:bottom w:val="none" w:sz="0" w:space="0" w:color="000000"/>
@@ -665,7 +657,6 @@
           </w:tcPr>
           <w:p>
             <w:pPr>
-              <w:pStyle w:val="Normal"/>
               <w:jc w:val="center"/>
               <w:pBdr>
                 <w:bottom w:val="none" w:sz="0" w:space="0" w:color="000000"/>
@@ -720,7 +711,6 @@
           </w:tcPr>
           <w:p>
             <w:pPr>
-              <w:pStyle w:val="Normal"/>
               <w:jc w:val="center"/>
               <w:pBdr>
                 <w:bottom w:val="none" w:sz="0" w:space="0" w:color="000000"/>
@@ -775,7 +765,6 @@
           </w:tcPr>
           <w:p>
             <w:pPr>
-              <w:pStyle w:val="Normal"/>
               <w:jc w:val="center"/>
               <w:pBdr>
                 <w:bottom w:val="none" w:sz="0" w:space="0" w:color="000000"/>
@@ -830,7 +819,6 @@
           </w:tcPr>
           <w:p>
             <w:pPr>
-              <w:pStyle w:val="Normal"/>
               <w:jc w:val="center"/>
               <w:pBdr>
                 <w:bottom w:val="none" w:sz="0" w:space="0" w:color="000000"/>
@@ -871,6 +859,7 @@
         <w:trPr>
           <w:trHeight w:val="616" w:hRule="auto"/>
         </w:trPr>
+        body2
         <w:tc>
           <w:tcPr>
             <w:tcBorders>
@@ -890,7 +879,6 @@
           </w:tcPr>
           <w:p>
             <w:pPr>
-              <w:pStyle w:val="Normal"/>
               <w:jc w:val="left"/>
               <w:pBdr>
                 <w:bottom w:val="none" w:sz="0" w:space="0" w:color="000000"/>
@@ -945,7 +933,6 @@
           </w:tcPr>
           <w:p>
             <w:pPr>
-              <w:pStyle w:val="Normal"/>
               <w:jc w:val="center"/>
               <w:pBdr>
                 <w:bottom w:val="none" w:sz="0" w:space="0" w:color="000000"/>
@@ -1000,7 +987,6 @@
           </w:tcPr>
           <w:p>
             <w:pPr>
-              <w:pStyle w:val="Normal"/>
               <w:jc w:val="center"/>
               <w:pBdr>
                 <w:bottom w:val="none" w:sz="0" w:space="0" w:color="000000"/>
@@ -1055,7 +1041,6 @@
           </w:tcPr>
           <w:p>
             <w:pPr>
-              <w:pStyle w:val="Normal"/>
               <w:jc w:val="center"/>
               <w:pBdr>
                 <w:bottom w:val="none" w:sz="0" w:space="0" w:color="000000"/>
@@ -1110,7 +1095,6 @@
           </w:tcPr>
           <w:p>
             <w:pPr>
-              <w:pStyle w:val="Normal"/>
               <w:jc w:val="center"/>
               <w:pBdr>
                 <w:bottom w:val="none" w:sz="0" w:space="0" w:color="000000"/>
@@ -1165,7 +1149,6 @@
           </w:tcPr>
           <w:p>
             <w:pPr>
-              <w:pStyle w:val="Normal"/>
               <w:jc w:val="center"/>
               <w:pBdr>
                 <w:bottom w:val="none" w:sz="0" w:space="0" w:color="000000"/>
@@ -1206,6 +1189,7 @@
         <w:trPr>
           <w:trHeight w:val="616" w:hRule="auto"/>
         </w:trPr>
+        body3
         <w:tc>
           <w:tcPr>
             <w:tcBorders>
@@ -1225,7 +1209,6 @@
           </w:tcPr>
           <w:p>
             <w:pPr>
-              <w:pStyle w:val="Normal"/>
               <w:jc w:val="left"/>
               <w:pBdr>
                 <w:bottom w:val="none" w:sz="0" w:space="0" w:color="000000"/>
@@ -1280,7 +1263,6 @@
           </w:tcPr>
           <w:p>
             <w:pPr>
-              <w:pStyle w:val="Normal"/>
               <w:jc w:val="center"/>
               <w:pBdr>
                 <w:bottom w:val="none" w:sz="0" w:space="0" w:color="000000"/>
@@ -1335,7 +1317,6 @@
           </w:tcPr>
           <w:p>
             <w:pPr>
-              <w:pStyle w:val="Normal"/>
               <w:jc w:val="center"/>
               <w:pBdr>
                 <w:bottom w:val="none" w:sz="0" w:space="0" w:color="000000"/>
@@ -1390,7 +1371,6 @@
           </w:tcPr>
           <w:p>
             <w:pPr>
-              <w:pStyle w:val="Normal"/>
               <w:jc w:val="center"/>
               <w:pBdr>
                 <w:bottom w:val="none" w:sz="0" w:space="0" w:color="000000"/>
@@ -1445,7 +1425,6 @@
           </w:tcPr>
           <w:p>
             <w:pPr>
-              <w:pStyle w:val="Normal"/>
               <w:jc w:val="center"/>
               <w:pBdr>
                 <w:bottom w:val="none" w:sz="0" w:space="0" w:color="000000"/>
@@ -1500,7 +1479,6 @@
           </w:tcPr>
           <w:p>
             <w:pPr>
-              <w:pStyle w:val="Normal"/>
               <w:jc w:val="center"/>
               <w:pBdr>
                 <w:bottom w:val="none" w:sz="0" w:space="0" w:color="000000"/>
@@ -1541,6 +1519,7 @@
         <w:trPr>
           <w:trHeight w:val="616" w:hRule="auto"/>
         </w:trPr>
+        body4
         <w:tc>
           <w:tcPr>
             <w:tcBorders>
@@ -1560,7 +1539,6 @@
           </w:tcPr>
           <w:p>
             <w:pPr>
-              <w:pStyle w:val="Normal"/>
               <w:jc w:val="left"/>
               <w:pBdr>
                 <w:bottom w:val="none" w:sz="0" w:space="0" w:color="000000"/>
@@ -1615,7 +1593,6 @@
           </w:tcPr>
           <w:p>
             <w:pPr>
-              <w:pStyle w:val="Normal"/>
               <w:jc w:val="center"/>
               <w:pBdr>
                 <w:bottom w:val="none" w:sz="0" w:space="0" w:color="000000"/>
@@ -1670,7 +1647,6 @@
           </w:tcPr>
           <w:p>
             <w:pPr>
-              <w:pStyle w:val="Normal"/>
               <w:jc w:val="center"/>
               <w:pBdr>
                 <w:bottom w:val="none" w:sz="0" w:space="0" w:color="000000"/>
@@ -1725,7 +1701,6 @@
           </w:tcPr>
           <w:p>
             <w:pPr>
-              <w:pStyle w:val="Normal"/>
               <w:jc w:val="center"/>
               <w:pBdr>
                 <w:bottom w:val="none" w:sz="0" w:space="0" w:color="000000"/>
@@ -1780,7 +1755,6 @@
           </w:tcPr>
           <w:p>
             <w:pPr>
-              <w:pStyle w:val="Normal"/>
               <w:jc w:val="center"/>
               <w:pBdr>
                 <w:bottom w:val="none" w:sz="0" w:space="0" w:color="000000"/>
@@ -1835,7 +1809,6 @@
           </w:tcPr>
           <w:p>
             <w:pPr>
-              <w:pStyle w:val="Normal"/>
               <w:jc w:val="center"/>
               <w:pBdr>
                 <w:bottom w:val="none" w:sz="0" w:space="0" w:color="000000"/>
@@ -1876,6 +1849,7 @@
         <w:trPr>
           <w:trHeight w:val="616" w:hRule="auto"/>
         </w:trPr>
+        body5
         <w:tc>
           <w:tcPr>
             <w:tcBorders>
@@ -1895,7 +1869,6 @@
           </w:tcPr>
           <w:p>
             <w:pPr>
-              <w:pStyle w:val="Normal"/>
               <w:jc w:val="left"/>
               <w:pBdr>
                 <w:bottom w:val="none" w:sz="0" w:space="0" w:color="000000"/>
@@ -1950,7 +1923,6 @@
           </w:tcPr>
           <w:p>
             <w:pPr>
-              <w:pStyle w:val="Normal"/>
               <w:jc w:val="center"/>
               <w:pBdr>
                 <w:bottom w:val="none" w:sz="0" w:space="0" w:color="000000"/>
@@ -2005,7 +1977,6 @@
           </w:tcPr>
           <w:p>
             <w:pPr>
-              <w:pStyle w:val="Normal"/>
               <w:jc w:val="center"/>
               <w:pBdr>
                 <w:bottom w:val="none" w:sz="0" w:space="0" w:color="000000"/>
@@ -2060,7 +2031,6 @@
           </w:tcPr>
           <w:p>
             <w:pPr>
-              <w:pStyle w:val="Normal"/>
               <w:jc w:val="center"/>
               <w:pBdr>
                 <w:bottom w:val="none" w:sz="0" w:space="0" w:color="000000"/>
@@ -2115,7 +2085,6 @@
           </w:tcPr>
           <w:p>
             <w:pPr>
-              <w:pStyle w:val="Normal"/>
               <w:jc w:val="center"/>
               <w:pBdr>
                 <w:bottom w:val="none" w:sz="0" w:space="0" w:color="000000"/>
@@ -2170,7 +2139,6 @@
           </w:tcPr>
           <w:p>
             <w:pPr>
-              <w:pStyle w:val="Normal"/>
               <w:jc w:val="center"/>
               <w:pBdr>
                 <w:bottom w:val="none" w:sz="0" w:space="0" w:color="000000"/>

--- a/results/tbl_cross.docx
+++ b/results/tbl_cross.docx
@@ -29,7 +29,6 @@
           <w:trHeight w:val="568" w:hRule="auto"/>
           <w:tblHeader/>
         </w:trPr>
-        header1
         <w:tc>
           <w:tcPr>
             <w:tcBorders>
@@ -49,6 +48,7 @@
           </w:tcPr>
           <w:p>
             <w:pPr>
+              <w:pStyle w:val="Normal"/>
               <w:jc w:val="left"/>
               <w:pBdr>
                 <w:bottom w:val="none" w:sz="0" w:space="0" w:color="000000"/>
@@ -104,6 +104,7 @@
           </w:tcPr>
           <w:p>
             <w:pPr>
+              <w:pStyle w:val="Normal"/>
               <w:jc w:val="center"/>
               <w:pBdr>
                 <w:bottom w:val="none" w:sz="0" w:space="0" w:color="000000"/>
@@ -158,6 +159,7 @@
           </w:tcPr>
           <w:p>
             <w:pPr>
+              <w:pStyle w:val="Normal"/>
               <w:jc w:val="center"/>
               <w:pBdr>
                 <w:bottom w:val="none" w:sz="0" w:space="0" w:color="000000"/>
@@ -199,7 +201,6 @@
           <w:trHeight w:val="568" w:hRule="auto"/>
           <w:tblHeader/>
         </w:trPr>
-        header2
         <w:tc>
           <w:tcPr>
             <w:tcBorders>
@@ -219,6 +220,7 @@
           </w:tcPr>
           <w:p>
             <w:pPr>
+              <w:pStyle w:val="Normal"/>
               <w:jc w:val="left"/>
               <w:pBdr>
                 <w:bottom w:val="none" w:sz="0" w:space="0" w:color="000000"/>
@@ -273,6 +275,7 @@
           </w:tcPr>
           <w:p>
             <w:pPr>
+              <w:pStyle w:val="Normal"/>
               <w:jc w:val="center"/>
               <w:pBdr>
                 <w:bottom w:val="none" w:sz="0" w:space="0" w:color="000000"/>
@@ -327,6 +330,7 @@
           </w:tcPr>
           <w:p>
             <w:pPr>
+              <w:pStyle w:val="Normal"/>
               <w:jc w:val="center"/>
               <w:pBdr>
                 <w:bottom w:val="none" w:sz="0" w:space="0" w:color="000000"/>
@@ -381,6 +385,7 @@
           </w:tcPr>
           <w:p>
             <w:pPr>
+              <w:pStyle w:val="Normal"/>
               <w:jc w:val="center"/>
               <w:pBdr>
                 <w:bottom w:val="none" w:sz="0" w:space="0" w:color="000000"/>
@@ -435,6 +440,7 @@
           </w:tcPr>
           <w:p>
             <w:pPr>
+              <w:pStyle w:val="Normal"/>
               <w:jc w:val="center"/>
               <w:pBdr>
                 <w:bottom w:val="none" w:sz="0" w:space="0" w:color="000000"/>
@@ -489,6 +495,7 @@
           </w:tcPr>
           <w:p>
             <w:pPr>
+              <w:pStyle w:val="Normal"/>
               <w:jc w:val="center"/>
               <w:pBdr>
                 <w:bottom w:val="none" w:sz="0" w:space="0" w:color="000000"/>
@@ -529,7 +536,6 @@
         <w:trPr>
           <w:trHeight w:val="568" w:hRule="auto"/>
         </w:trPr>
-        body1
         <w:tc>
           <w:tcPr>
             <w:tcBorders>
@@ -549,6 +555,7 @@
           </w:tcPr>
           <w:p>
             <w:pPr>
+              <w:pStyle w:val="Normal"/>
               <w:jc w:val="left"/>
               <w:pBdr>
                 <w:bottom w:val="none" w:sz="0" w:space="0" w:color="000000"/>
@@ -603,6 +610,7 @@
           </w:tcPr>
           <w:p>
             <w:pPr>
+              <w:pStyle w:val="Normal"/>
               <w:jc w:val="center"/>
               <w:pBdr>
                 <w:bottom w:val="none" w:sz="0" w:space="0" w:color="000000"/>
@@ -657,6 +665,7 @@
           </w:tcPr>
           <w:p>
             <w:pPr>
+              <w:pStyle w:val="Normal"/>
               <w:jc w:val="center"/>
               <w:pBdr>
                 <w:bottom w:val="none" w:sz="0" w:space="0" w:color="000000"/>
@@ -711,6 +720,7 @@
           </w:tcPr>
           <w:p>
             <w:pPr>
+              <w:pStyle w:val="Normal"/>
               <w:jc w:val="center"/>
               <w:pBdr>
                 <w:bottom w:val="none" w:sz="0" w:space="0" w:color="000000"/>
@@ -765,6 +775,7 @@
           </w:tcPr>
           <w:p>
             <w:pPr>
+              <w:pStyle w:val="Normal"/>
               <w:jc w:val="center"/>
               <w:pBdr>
                 <w:bottom w:val="none" w:sz="0" w:space="0" w:color="000000"/>
@@ -819,6 +830,7 @@
           </w:tcPr>
           <w:p>
             <w:pPr>
+              <w:pStyle w:val="Normal"/>
               <w:jc w:val="center"/>
               <w:pBdr>
                 <w:bottom w:val="none" w:sz="0" w:space="0" w:color="000000"/>
@@ -859,7 +871,6 @@
         <w:trPr>
           <w:trHeight w:val="616" w:hRule="auto"/>
         </w:trPr>
-        body2
         <w:tc>
           <w:tcPr>
             <w:tcBorders>
@@ -879,6 +890,7 @@
           </w:tcPr>
           <w:p>
             <w:pPr>
+              <w:pStyle w:val="Normal"/>
               <w:jc w:val="left"/>
               <w:pBdr>
                 <w:bottom w:val="none" w:sz="0" w:space="0" w:color="000000"/>
@@ -933,6 +945,7 @@
           </w:tcPr>
           <w:p>
             <w:pPr>
+              <w:pStyle w:val="Normal"/>
               <w:jc w:val="center"/>
               <w:pBdr>
                 <w:bottom w:val="none" w:sz="0" w:space="0" w:color="000000"/>
@@ -987,6 +1000,7 @@
           </w:tcPr>
           <w:p>
             <w:pPr>
+              <w:pStyle w:val="Normal"/>
               <w:jc w:val="center"/>
               <w:pBdr>
                 <w:bottom w:val="none" w:sz="0" w:space="0" w:color="000000"/>
@@ -1041,6 +1055,7 @@
           </w:tcPr>
           <w:p>
             <w:pPr>
+              <w:pStyle w:val="Normal"/>
               <w:jc w:val="center"/>
               <w:pBdr>
                 <w:bottom w:val="none" w:sz="0" w:space="0" w:color="000000"/>
@@ -1095,6 +1110,7 @@
           </w:tcPr>
           <w:p>
             <w:pPr>
+              <w:pStyle w:val="Normal"/>
               <w:jc w:val="center"/>
               <w:pBdr>
                 <w:bottom w:val="none" w:sz="0" w:space="0" w:color="000000"/>
@@ -1149,6 +1165,7 @@
           </w:tcPr>
           <w:p>
             <w:pPr>
+              <w:pStyle w:val="Normal"/>
               <w:jc w:val="center"/>
               <w:pBdr>
                 <w:bottom w:val="none" w:sz="0" w:space="0" w:color="000000"/>
@@ -1189,7 +1206,6 @@
         <w:trPr>
           <w:trHeight w:val="616" w:hRule="auto"/>
         </w:trPr>
-        body3
         <w:tc>
           <w:tcPr>
             <w:tcBorders>
@@ -1209,6 +1225,7 @@
           </w:tcPr>
           <w:p>
             <w:pPr>
+              <w:pStyle w:val="Normal"/>
               <w:jc w:val="left"/>
               <w:pBdr>
                 <w:bottom w:val="none" w:sz="0" w:space="0" w:color="000000"/>
@@ -1263,6 +1280,7 @@
           </w:tcPr>
           <w:p>
             <w:pPr>
+              <w:pStyle w:val="Normal"/>
               <w:jc w:val="center"/>
               <w:pBdr>
                 <w:bottom w:val="none" w:sz="0" w:space="0" w:color="000000"/>
@@ -1317,6 +1335,7 @@
           </w:tcPr>
           <w:p>
             <w:pPr>
+              <w:pStyle w:val="Normal"/>
               <w:jc w:val="center"/>
               <w:pBdr>
                 <w:bottom w:val="none" w:sz="0" w:space="0" w:color="000000"/>
@@ -1371,6 +1390,7 @@
           </w:tcPr>
           <w:p>
             <w:pPr>
+              <w:pStyle w:val="Normal"/>
               <w:jc w:val="center"/>
               <w:pBdr>
                 <w:bottom w:val="none" w:sz="0" w:space="0" w:color="000000"/>
@@ -1425,6 +1445,7 @@
           </w:tcPr>
           <w:p>
             <w:pPr>
+              <w:pStyle w:val="Normal"/>
               <w:jc w:val="center"/>
               <w:pBdr>
                 <w:bottom w:val="none" w:sz="0" w:space="0" w:color="000000"/>
@@ -1479,6 +1500,7 @@
           </w:tcPr>
           <w:p>
             <w:pPr>
+              <w:pStyle w:val="Normal"/>
               <w:jc w:val="center"/>
               <w:pBdr>
                 <w:bottom w:val="none" w:sz="0" w:space="0" w:color="000000"/>
@@ -1519,7 +1541,6 @@
         <w:trPr>
           <w:trHeight w:val="616" w:hRule="auto"/>
         </w:trPr>
-        body4
         <w:tc>
           <w:tcPr>
             <w:tcBorders>
@@ -1539,6 +1560,7 @@
           </w:tcPr>
           <w:p>
             <w:pPr>
+              <w:pStyle w:val="Normal"/>
               <w:jc w:val="left"/>
               <w:pBdr>
                 <w:bottom w:val="none" w:sz="0" w:space="0" w:color="000000"/>
@@ -1593,6 +1615,7 @@
           </w:tcPr>
           <w:p>
             <w:pPr>
+              <w:pStyle w:val="Normal"/>
               <w:jc w:val="center"/>
               <w:pBdr>
                 <w:bottom w:val="none" w:sz="0" w:space="0" w:color="000000"/>
@@ -1647,6 +1670,7 @@
           </w:tcPr>
           <w:p>
             <w:pPr>
+              <w:pStyle w:val="Normal"/>
               <w:jc w:val="center"/>
               <w:pBdr>
                 <w:bottom w:val="none" w:sz="0" w:space="0" w:color="000000"/>
@@ -1701,6 +1725,7 @@
           </w:tcPr>
           <w:p>
             <w:pPr>
+              <w:pStyle w:val="Normal"/>
               <w:jc w:val="center"/>
               <w:pBdr>
                 <w:bottom w:val="none" w:sz="0" w:space="0" w:color="000000"/>
@@ -1755,6 +1780,7 @@
           </w:tcPr>
           <w:p>
             <w:pPr>
+              <w:pStyle w:val="Normal"/>
               <w:jc w:val="center"/>
               <w:pBdr>
                 <w:bottom w:val="none" w:sz="0" w:space="0" w:color="000000"/>
@@ -1809,6 +1835,7 @@
           </w:tcPr>
           <w:p>
             <w:pPr>
+              <w:pStyle w:val="Normal"/>
               <w:jc w:val="center"/>
               <w:pBdr>
                 <w:bottom w:val="none" w:sz="0" w:space="0" w:color="000000"/>
@@ -1849,7 +1876,6 @@
         <w:trPr>
           <w:trHeight w:val="616" w:hRule="auto"/>
         </w:trPr>
-        body5
         <w:tc>
           <w:tcPr>
             <w:tcBorders>
@@ -1869,6 +1895,7 @@
           </w:tcPr>
           <w:p>
             <w:pPr>
+              <w:pStyle w:val="Normal"/>
               <w:jc w:val="left"/>
               <w:pBdr>
                 <w:bottom w:val="none" w:sz="0" w:space="0" w:color="000000"/>
@@ -1923,6 +1950,7 @@
           </w:tcPr>
           <w:p>
             <w:pPr>
+              <w:pStyle w:val="Normal"/>
               <w:jc w:val="center"/>
               <w:pBdr>
                 <w:bottom w:val="none" w:sz="0" w:space="0" w:color="000000"/>
@@ -1977,6 +2005,7 @@
           </w:tcPr>
           <w:p>
             <w:pPr>
+              <w:pStyle w:val="Normal"/>
               <w:jc w:val="center"/>
               <w:pBdr>
                 <w:bottom w:val="none" w:sz="0" w:space="0" w:color="000000"/>
@@ -2031,6 +2060,7 @@
           </w:tcPr>
           <w:p>
             <w:pPr>
+              <w:pStyle w:val="Normal"/>
               <w:jc w:val="center"/>
               <w:pBdr>
                 <w:bottom w:val="none" w:sz="0" w:space="0" w:color="000000"/>
@@ -2085,6 +2115,7 @@
           </w:tcPr>
           <w:p>
             <w:pPr>
+              <w:pStyle w:val="Normal"/>
               <w:jc w:val="center"/>
               <w:pBdr>
                 <w:bottom w:val="none" w:sz="0" w:space="0" w:color="000000"/>
@@ -2139,6 +2170,7 @@
           </w:tcPr>
           <w:p>
             <w:pPr>
+              <w:pStyle w:val="Normal"/>
               <w:jc w:val="center"/>
               <w:pBdr>
                 <w:bottom w:val="none" w:sz="0" w:space="0" w:color="000000"/>
